--- a/docs/hw4/ДЗ4_отчёт.docx
+++ b/docs/hw4/ДЗ4_отчёт.docx
@@ -6099,6 +6099,156 @@
                 <w:sz w:val="19"/>
               </w:rPr>
               <w:t xml:space="preserve">; в 9 повторных прогонах падений нет</w:t>
+            </w:r>
+          </w:p>
+        </w:tc>
+      </w:tr>
+      <w:tr>
+        <w:trPr>
+          <w:cantSplit/>
+        </w:trPr>
+        <w:tc>
+          <w:tcPr/>
+          <w:p>
+            <w:pPr>
+              <w:pStyle w:val="Compact"/>
+              <w:keepNext/>
+              <w:spacing w:after="40"/>
+              <w:jc w:val="left"/>
+            </w:pPr>
+            <w:r>
+              <w:rPr>
+                <w:sz w:val="19"/>
+              </w:rPr>
+              <w:t xml:space="preserve">CI на GitHub:</w:t>
+            </w:r>
+            <w:r>
+              <w:rPr>
+                <w:sz w:val="19"/>
+              </w:rPr>
+              <w:t xml:space="preserve"> </w:t>
+            </w:r>
+            <w:r>
+              <w:rPr>
+                <w:rStyle w:val="VerbatimChar"/>
+                <w:sz w:val="19"/>
+              </w:rPr>
+              <w:t xml:space="preserve">Found multiple elements with the text: /Перекрёсток/</w:t>
+            </w:r>
+            <w:r>
+              <w:rPr>
+                <w:sz w:val="19"/>
+              </w:rPr>
+              <w:t xml:space="preserve"> </w:t>
+            </w:r>
+            <w:r>
+              <w:rPr>
+                <w:sz w:val="19"/>
+              </w:rPr>
+              <w:t xml:space="preserve">в тесте поиска</w:t>
+            </w:r>
+          </w:p>
+        </w:tc>
+        <w:tc>
+          <w:tcPr/>
+          <w:p>
+            <w:pPr>
+              <w:pStyle w:val="Compact"/>
+              <w:keepNext/>
+              <w:spacing w:after="40"/>
+              <w:jc w:val="left"/>
+            </w:pPr>
+            <w:r>
+              <w:rPr>
+                <w:sz w:val="19"/>
+              </w:rPr>
+              <w:t xml:space="preserve">на медленной машине CI поиск (300 мс + задержка сервера) не успевал за 1 с ожидания</w:t>
+            </w:r>
+            <w:r>
+              <w:rPr>
+                <w:sz w:val="19"/>
+              </w:rPr>
+              <w:t xml:space="preserve"> </w:t>
+            </w:r>
+            <w:r>
+              <w:rPr>
+                <w:rStyle w:val="VerbatimChar"/>
+                <w:sz w:val="19"/>
+              </w:rPr>
+              <w:t xml:space="preserve">waitFor</w:t>
+            </w:r>
+            <w:r>
+              <w:rPr>
+                <w:sz w:val="19"/>
+              </w:rPr>
+              <w:t xml:space="preserve">;</w:t>
+            </w:r>
+            <w:r>
+              <w:rPr>
+                <w:sz w:val="19"/>
+              </w:rPr>
+              <w:t xml:space="preserve"> </w:t>
+            </w:r>
+            <w:r>
+              <w:rPr>
+                <w:rStyle w:val="VerbatimChar"/>
+                <w:sz w:val="19"/>
+              </w:rPr>
+              <w:t xml:space="preserve">queryByText</w:t>
+            </w:r>
+            <w:r>
+              <w:rPr>
+                <w:sz w:val="19"/>
+              </w:rPr>
+              <w:t xml:space="preserve"> </w:t>
+            </w:r>
+            <w:r>
+              <w:rPr>
+                <w:sz w:val="19"/>
+              </w:rPr>
+              <w:t xml:space="preserve">при нескольких совпадениях бросает ошибку, а не возвращает «есть»</w:t>
+            </w:r>
+          </w:p>
+        </w:tc>
+        <w:tc>
+          <w:tcPr/>
+          <w:p>
+            <w:pPr>
+              <w:pStyle w:val="Compact"/>
+              <w:keepNext/>
+              <w:spacing w:after="40"/>
+              <w:jc w:val="left"/>
+            </w:pPr>
+            <w:r>
+              <w:rPr>
+                <w:sz w:val="19"/>
+              </w:rPr>
+              <w:t xml:space="preserve">ожидание</w:t>
+            </w:r>
+            <w:r>
+              <w:rPr>
+                <w:sz w:val="19"/>
+              </w:rPr>
+              <w:t xml:space="preserve"> </w:t>
+            </w:r>
+            <w:r>
+              <w:rPr>
+                <w:rStyle w:val="VerbatimChar"/>
+                <w:sz w:val="19"/>
+              </w:rPr>
+              <w:t xml:space="preserve">queryAllByText(…)</w:t>
+            </w:r>
+            <w:r>
+              <w:rPr>
+                <w:sz w:val="19"/>
+              </w:rPr>
+              <w:t xml:space="preserve"> </w:t>
+            </w:r>
+            <w:r>
+              <w:rPr>
+                <w:sz w:val="19"/>
+              </w:rPr>
+              <w:t xml:space="preserve">с длиной 0 и тайм-аутом 5 с; тест не ослаблен — проверяет то же самое. Это тот же нестабильный тест, что однажды упал локально</w:t>
             </w:r>
           </w:p>
         </w:tc>

--- a/docs/hw4/ДЗ4_отчёт.docx
+++ b/docs/hw4/ДЗ4_отчёт.docx
@@ -389,7 +389,7 @@
                 <w:b/>
                 <w:sz w:val="19"/>
               </w:rPr>
-              <w:t xml:space="preserve">87 тестов в 19 файлах</w:t>
+              <w:t xml:space="preserve">88 тестов в 19 файлах</w:t>
             </w:r>
             <w:r>
               <w:rPr>
@@ -465,7 +465,7 @@
                 <w:rPr>
                   <w:rStyle w:val="Hyperlink"/>
                 </w:rPr>
-                <w:t xml:space="preserve">41 скриншот</w:t>
+                <w:t xml:space="preserve">49 скриншотов</w:t>
               </w:r>
             </w:hyperlink>
             <w:r>
@@ -3792,7 +3792,7 @@
           <w:bCs/>
           <w:b/>
         </w:rPr>
-        <w:t xml:space="preserve">19 файлов, 87 тестов, все проходят</w:t>
+        <w:t xml:space="preserve">19 файлов, 88 тестов, все проходят</w:t>
       </w:r>
       <w:r>
         <w:t xml:space="preserve"> </w:t>
@@ -4201,23 +4201,23 @@
               <w:rPr>
                 <w:sz w:val="19"/>
               </w:rPr>
-              <w:t xml:space="preserve">12</w:t>
-            </w:r>
-          </w:p>
-        </w:tc>
-        <w:tc>
-          <w:tcPr/>
-          <w:p>
-            <w:pPr>
-              <w:pStyle w:val="Compact"/>
-              <w:spacing w:after="40"/>
-              <w:jc w:val="left"/>
-            </w:pPr>
-            <w:r>
-              <w:rPr>
-                <w:sz w:val="19"/>
-              </w:rPr>
-              <w:t xml:space="preserve">история и сводка, поиск, пустой период, ошибка 500 → «Повторить», ошибки формы и фокус, сохранение с новым тегом, удаление и «Отменить», статусы бюджетов, раскрытие отчёта и переход в операции, права участника</w:t>
+              <w:t xml:space="preserve">13</w:t>
+            </w:r>
+          </w:p>
+        </w:tc>
+        <w:tc>
+          <w:tcPr/>
+          <w:p>
+            <w:pPr>
+              <w:pStyle w:val="Compact"/>
+              <w:spacing w:after="40"/>
+              <w:jc w:val="left"/>
+            </w:pPr>
+            <w:r>
+              <w:rPr>
+                <w:sz w:val="19"/>
+              </w:rPr>
+              <w:t xml:space="preserve">история и сводка, поиск, пустой период, ошибка 500 → «Повторить», выход из имитации ошибок, ошибки формы и фокус, сохранение с новым тегом, удаление и «Отменить», статусы бюджетов, раскрытие отчёта и переход в операции, права участника</w:t>
             </w:r>
           </w:p>
         </w:tc>
@@ -4971,7 +4971,486 @@
         </w:tc>
       </w:tr>
     </w:tbl>
-    <w:p/>
+    <w:p>
+      <w:pPr>
+        <w:pStyle w:val="BodyText"/>
+      </w:pPr>
+      <w:r>
+        <w:rPr>
+          <w:bCs/>
+          <w:b/>
+        </w:rPr>
+        <w:t xml:space="preserve">Ручная проверка владельцем продукта.</w:t>
+      </w:r>
+      <w:r>
+        <w:t xml:space="preserve"> </w:t>
+      </w:r>
+      <w:r>
+        <w:t xml:space="preserve">После сдачи первой версии владелец продукта прошёл</w:t>
+      </w:r>
+      <w:r>
+        <w:t xml:space="preserve"> </w:t>
+      </w:r>
+      <w:r>
+        <w:t xml:space="preserve">по приложению сам и нашёл ещё три проблемы — их не увидели ни тесты, ни скриншоты, потому что</w:t>
+      </w:r>
+      <w:r>
+        <w:t xml:space="preserve"> </w:t>
+      </w:r>
+      <w:r>
+        <w:t xml:space="preserve">скрипт открывал окна только в режиме создания (с одной кнопкой в футере):</w:t>
+      </w:r>
+    </w:p>
+    <w:tbl>
+      <w:tblPr>
+        <w:tblStyle w:val="Table"/>
+        <w:tblW w:type="pct" w:w="5000"/>
+        <w:tblLook w:firstRow="1" w:lastRow="0" w:firstColumn="0" w:lastColumn="0" w:noHBand="0" w:noVBand="0" w:val="0020"/>
+        <w:jc w:val="start"/>
+        <w:tblBorders>
+          <w:top w:val="single" w:sz="4" w:color="B8BFCC"/>
+          <w:left w:val="single" w:sz="4" w:color="B8BFCC"/>
+          <w:bottom w:val="single" w:sz="4" w:color="B8BFCC"/>
+          <w:right w:val="single" w:sz="4" w:color="B8BFCC"/>
+          <w:insideH w:val="single" w:sz="4" w:color="B8BFCC"/>
+          <w:insideV w:val="single" w:sz="4" w:color="B8BFCC"/>
+        </w:tblBorders>
+      </w:tblPr>
+      <w:tblGrid>
+        <w:gridCol w:w="1980"/>
+        <w:gridCol w:w="1980"/>
+        <w:gridCol w:w="1980"/>
+        <w:gridCol w:w="1980"/>
+      </w:tblGrid>
+      <w:tr>
+        <w:trPr>
+          <w:tblHeader w:val="true"/>
+          <w:cantSplit/>
+        </w:trPr>
+        <w:tc>
+          <w:tcPr>
+            <w:shd w:val="clear" w:color="auto" w:fill="E8EDF5"/>
+          </w:tcPr>
+          <w:p>
+            <w:pPr>
+              <w:pStyle w:val="Compact"/>
+              <w:keepNext/>
+              <w:spacing w:after="40"/>
+              <w:jc w:val="center"/>
+            </w:pPr>
+            <w:r>
+              <w:rPr>
+                <w:b/>
+                <w:sz w:val="19"/>
+              </w:rPr>
+              <w:t xml:space="preserve">№</w:t>
+            </w:r>
+          </w:p>
+        </w:tc>
+        <w:tc>
+          <w:tcPr>
+            <w:shd w:val="clear" w:color="auto" w:fill="E8EDF5"/>
+          </w:tcPr>
+          <w:p>
+            <w:pPr>
+              <w:pStyle w:val="Compact"/>
+              <w:keepNext/>
+              <w:spacing w:after="40"/>
+              <w:jc w:val="left"/>
+            </w:pPr>
+            <w:r>
+              <w:rPr>
+                <w:b/>
+                <w:sz w:val="19"/>
+              </w:rPr>
+              <w:t xml:space="preserve">Замечание владельца</w:t>
+            </w:r>
+          </w:p>
+        </w:tc>
+        <w:tc>
+          <w:tcPr>
+            <w:shd w:val="clear" w:color="auto" w:fill="E8EDF5"/>
+          </w:tcPr>
+          <w:p>
+            <w:pPr>
+              <w:pStyle w:val="Compact"/>
+              <w:keepNext/>
+              <w:spacing w:after="40"/>
+              <w:jc w:val="left"/>
+            </w:pPr>
+            <w:r>
+              <w:rPr>
+                <w:b/>
+                <w:sz w:val="19"/>
+              </w:rPr>
+              <w:t xml:space="preserve">Причина</w:t>
+            </w:r>
+          </w:p>
+        </w:tc>
+        <w:tc>
+          <w:tcPr>
+            <w:shd w:val="clear" w:color="auto" w:fill="E8EDF5"/>
+          </w:tcPr>
+          <w:p>
+            <w:pPr>
+              <w:pStyle w:val="Compact"/>
+              <w:keepNext/>
+              <w:spacing w:after="40"/>
+              <w:jc w:val="left"/>
+            </w:pPr>
+            <w:r>
+              <w:rPr>
+                <w:b/>
+                <w:sz w:val="19"/>
+              </w:rPr>
+              <w:t xml:space="preserve">Исправление</w:t>
+            </w:r>
+          </w:p>
+        </w:tc>
+      </w:tr>
+      <w:tr>
+        <w:trPr>
+          <w:cantSplit/>
+        </w:trPr>
+        <w:tc>
+          <w:tcPr/>
+          <w:p>
+            <w:pPr>
+              <w:pStyle w:val="Compact"/>
+              <w:keepNext/>
+              <w:spacing w:after="40"/>
+              <w:jc w:val="center"/>
+            </w:pPr>
+            <w:r>
+              <w:rPr>
+                <w:sz w:val="19"/>
+              </w:rPr>
+              <w:t xml:space="preserve">7</w:t>
+            </w:r>
+          </w:p>
+        </w:tc>
+        <w:tc>
+          <w:tcPr/>
+          <w:p>
+            <w:pPr>
+              <w:pStyle w:val="Compact"/>
+              <w:keepNext/>
+              <w:spacing w:after="40"/>
+              <w:jc w:val="left"/>
+            </w:pPr>
+            <w:r>
+              <w:rPr>
+                <w:sz w:val="19"/>
+              </w:rPr>
+              <w:t xml:space="preserve">«Фильтры»: кнопка «Показать» выходит за рамки окна</w:t>
+            </w:r>
+          </w:p>
+        </w:tc>
+        <w:tc>
+          <w:tcPr/>
+          <w:p>
+            <w:pPr>
+              <w:pStyle w:val="Compact"/>
+              <w:keepNext/>
+              <w:spacing w:after="40"/>
+              <w:jc w:val="left"/>
+            </w:pPr>
+            <w:r>
+              <w:rPr>
+                <w:sz w:val="19"/>
+              </w:rPr>
+              <w:t xml:space="preserve">у кнопки «на всю ширину» одновременно</w:t>
+            </w:r>
+            <w:r>
+              <w:rPr>
+                <w:sz w:val="19"/>
+              </w:rPr>
+              <w:t xml:space="preserve"> </w:t>
+            </w:r>
+            <w:r>
+              <w:rPr>
+                <w:rStyle w:val="VerbatimChar"/>
+                <w:sz w:val="19"/>
+              </w:rPr>
+              <w:t xml:space="preserve">w-full</w:t>
+            </w:r>
+            <w:r>
+              <w:rPr>
+                <w:sz w:val="19"/>
+              </w:rPr>
+              <w:t xml:space="preserve"> </w:t>
+            </w:r>
+            <w:r>
+              <w:rPr>
+                <w:sz w:val="19"/>
+              </w:rPr>
+              <w:t xml:space="preserve">и</w:t>
+            </w:r>
+            <w:r>
+              <w:rPr>
+                <w:sz w:val="19"/>
+              </w:rPr>
+              <w:t xml:space="preserve"> </w:t>
+            </w:r>
+            <w:r>
+              <w:rPr>
+                <w:rStyle w:val="VerbatimChar"/>
+                <w:sz w:val="19"/>
+              </w:rPr>
+              <w:t xml:space="preserve">shrink-0</w:t>
+            </w:r>
+            <w:r>
+              <w:rPr>
+                <w:sz w:val="19"/>
+              </w:rPr>
+              <w:t xml:space="preserve">: рядом с «Сбросить» она занимала 100 % ширины и не сжималась</w:t>
+            </w:r>
+          </w:p>
+        </w:tc>
+        <w:tc>
+          <w:tcPr/>
+          <w:p>
+            <w:pPr>
+              <w:pStyle w:val="Compact"/>
+              <w:keepNext/>
+              <w:spacing w:after="40"/>
+              <w:jc w:val="left"/>
+            </w:pPr>
+            <w:r>
+              <w:rPr>
+                <w:sz w:val="19"/>
+              </w:rPr>
+              <w:t xml:space="preserve">общий компонент</w:t>
+            </w:r>
+            <w:r>
+              <w:rPr>
+                <w:sz w:val="19"/>
+              </w:rPr>
+              <w:t xml:space="preserve"> </w:t>
+            </w:r>
+            <w:r>
+              <w:rPr>
+                <w:rStyle w:val="VerbatimChar"/>
+                <w:sz w:val="19"/>
+              </w:rPr>
+              <w:t xml:space="preserve">Button</w:t>
+            </w:r>
+            <w:r>
+              <w:rPr>
+                <w:sz w:val="19"/>
+              </w:rPr>
+              <w:t xml:space="preserve">: растянутая кнопка —</w:t>
+            </w:r>
+            <w:r>
+              <w:rPr>
+                <w:sz w:val="19"/>
+              </w:rPr>
+              <w:t xml:space="preserve"> </w:t>
+            </w:r>
+            <w:r>
+              <w:rPr>
+                <w:rStyle w:val="VerbatimChar"/>
+                <w:sz w:val="19"/>
+              </w:rPr>
+              <w:t xml:space="preserve">flex-1 min-w-0</w:t>
+            </w:r>
+            <w:r>
+              <w:rPr>
+                <w:sz w:val="19"/>
+              </w:rPr>
+              <w:t xml:space="preserve">,</w:t>
+            </w:r>
+            <w:r>
+              <w:rPr>
+                <w:sz w:val="19"/>
+              </w:rPr>
+              <w:t xml:space="preserve"> </w:t>
+            </w:r>
+            <w:r>
+              <w:rPr>
+                <w:rStyle w:val="VerbatimChar"/>
+                <w:sz w:val="19"/>
+              </w:rPr>
+              <w:t xml:space="preserve">shrink-0</w:t>
+            </w:r>
+            <w:r>
+              <w:rPr>
+                <w:sz w:val="19"/>
+              </w:rPr>
+              <w:t xml:space="preserve"> </w:t>
+            </w:r>
+            <w:r>
+              <w:rPr>
+                <w:sz w:val="19"/>
+              </w:rPr>
+              <w:t xml:space="preserve">только у обычных. Одна правка исправила все окна</w:t>
+            </w:r>
+          </w:p>
+        </w:tc>
+      </w:tr>
+      <w:tr>
+        <w:trPr>
+          <w:cantSplit/>
+        </w:trPr>
+        <w:tc>
+          <w:tcPr/>
+          <w:p>
+            <w:pPr>
+              <w:pStyle w:val="Compact"/>
+              <w:keepNext/>
+              <w:spacing w:after="40"/>
+              <w:jc w:val="center"/>
+            </w:pPr>
+            <w:r>
+              <w:rPr>
+                <w:sz w:val="19"/>
+              </w:rPr>
+              <w:t xml:space="preserve">8</w:t>
+            </w:r>
+          </w:p>
+        </w:tc>
+        <w:tc>
+          <w:tcPr/>
+          <w:p>
+            <w:pPr>
+              <w:pStyle w:val="Compact"/>
+              <w:keepNext/>
+              <w:spacing w:after="40"/>
+              <w:jc w:val="left"/>
+            </w:pPr>
+            <w:r>
+              <w:rPr>
+                <w:sz w:val="19"/>
+              </w:rPr>
+              <w:t xml:space="preserve">«План» › изменение бюджета: слетает «Сохранить»</w:t>
+            </w:r>
+          </w:p>
+        </w:tc>
+        <w:tc>
+          <w:tcPr/>
+          <w:p>
+            <w:pPr>
+              <w:pStyle w:val="Compact"/>
+              <w:keepNext/>
+              <w:spacing w:after="40"/>
+              <w:jc w:val="left"/>
+            </w:pPr>
+            <w:r>
+              <w:rPr>
+                <w:sz w:val="19"/>
+              </w:rPr>
+              <w:t xml:space="preserve">та же причина — в режиме изменения рядом кнопка «В архив» (и «Удалить» в форме операции)</w:t>
+            </w:r>
+          </w:p>
+        </w:tc>
+        <w:tc>
+          <w:tcPr/>
+          <w:p>
+            <w:pPr>
+              <w:pStyle w:val="Compact"/>
+              <w:keepNext/>
+              <w:spacing w:after="40"/>
+              <w:jc w:val="left"/>
+            </w:pPr>
+            <w:r>
+              <w:rPr>
+                <w:sz w:val="19"/>
+              </w:rPr>
+              <w:t xml:space="preserve">то же исправление</w:t>
+            </w:r>
+          </w:p>
+        </w:tc>
+      </w:tr>
+      <w:tr>
+        <w:trPr>
+          <w:cantSplit/>
+        </w:trPr>
+        <w:tc>
+          <w:tcPr/>
+          <w:p>
+            <w:pPr>
+              <w:pStyle w:val="Compact"/>
+              <w:spacing w:after="40"/>
+              <w:jc w:val="center"/>
+            </w:pPr>
+            <w:r>
+              <w:rPr>
+                <w:sz w:val="19"/>
+              </w:rPr>
+              <w:t xml:space="preserve">9</w:t>
+            </w:r>
+          </w:p>
+        </w:tc>
+        <w:tc>
+          <w:tcPr/>
+          <w:p>
+            <w:pPr>
+              <w:pStyle w:val="Compact"/>
+              <w:spacing w:after="40"/>
+              <w:jc w:val="left"/>
+            </w:pPr>
+            <w:r>
+              <w:rPr>
+                <w:sz w:val="19"/>
+              </w:rPr>
+              <w:t xml:space="preserve">Включил «Нет сети» в «Для разработчика» — приложение не загружается, вернуться в настройки нельзя</w:t>
+            </w:r>
+          </w:p>
+        </w:tc>
+        <w:tc>
+          <w:tcPr/>
+          <w:p>
+            <w:pPr>
+              <w:pStyle w:val="Compact"/>
+              <w:spacing w:after="40"/>
+              <w:jc w:val="left"/>
+            </w:pPr>
+            <w:r>
+              <w:rPr>
+                <w:sz w:val="19"/>
+              </w:rPr>
+              <w:t xml:space="preserve">без справочников семьи не открывается ни один экран, включая настройки, где имитацию выключают</w:t>
+            </w:r>
+          </w:p>
+        </w:tc>
+        <w:tc>
+          <w:tcPr/>
+          <w:p>
+            <w:pPr>
+              <w:pStyle w:val="Compact"/>
+              <w:spacing w:after="40"/>
+              <w:jc w:val="left"/>
+            </w:pPr>
+            <w:r>
+              <w:rPr>
+                <w:sz w:val="19"/>
+              </w:rPr>
+              <w:t xml:space="preserve">на экране ошибки при включённой имитации — пояснение и кнопка «Выключить имитацию»; тест на это</w:t>
+            </w:r>
+          </w:p>
+        </w:tc>
+      </w:tr>
+    </w:tbl>
+    <w:p>
+      <w:pPr>
+        <w:pStyle w:val="BodyText"/>
+      </w:pPr>
+      <w:r>
+        <w:t xml:space="preserve">Чтобы такое не повторилось, скрипт скриншотов теперь открывает окна и в режиме изменения</w:t>
+      </w:r>
+      <w:r>
+        <w:t xml:space="preserve"> </w:t>
+      </w:r>
+      <w:r>
+        <w:t xml:space="preserve">(фильтры, операция, бюджет, категория на 360 и 1280 px) и проверяет, что каждая кнопка окна</w:t>
+      </w:r>
+      <w:r>
+        <w:t xml:space="preserve"> </w:t>
+      </w:r>
+      <w:r>
+        <w:t xml:space="preserve">помещается в его границы, а также что «Выключить имитацию» действительно возвращает приложение.</w:t>
+      </w:r>
+    </w:p>
     <w:tbl>
       <w:tblPr>
         <w:tblStyle w:val="Table"/>
@@ -6177,11 +6656,78 @@
               </w:rPr>
               <w:t xml:space="preserve">waitFor</w:t>
             </w:r>
-            <w:r>
-              <w:rPr>
-                <w:sz w:val="19"/>
-              </w:rPr>
-              <w:t xml:space="preserve">;</w:t>
+          </w:p>
+        </w:tc>
+        <w:tc>
+          <w:tcPr/>
+          <w:p>
+            <w:pPr>
+              <w:pStyle w:val="Compact"/>
+              <w:keepNext/>
+              <w:spacing w:after="40"/>
+              <w:jc w:val="left"/>
+            </w:pPr>
+            <w:r>
+              <w:rPr>
+                <w:sz w:val="19"/>
+              </w:rPr>
+              <w:t xml:space="preserve">ожидание до 5 с</w:t>
+            </w:r>
+          </w:p>
+        </w:tc>
+      </w:tr>
+      <w:tr>
+        <w:trPr>
+          <w:cantSplit/>
+        </w:trPr>
+        <w:tc>
+          <w:tcPr/>
+          <w:p>
+            <w:pPr>
+              <w:pStyle w:val="Compact"/>
+              <w:keepNext/>
+              <w:spacing w:after="40"/>
+              <w:jc w:val="left"/>
+            </w:pPr>
+            <w:r>
+              <w:rPr>
+                <w:sz w:val="19"/>
+              </w:rPr>
+              <w:t xml:space="preserve">Тот же тест снова изредка падал локально (≈ 1 из 6 прогонов), уже без тайм-аута</w:t>
+            </w:r>
+          </w:p>
+        </w:tc>
+        <w:tc>
+          <w:tcPr/>
+          <w:p>
+            <w:pPr>
+              <w:pStyle w:val="Compact"/>
+              <w:keepNext/>
+              <w:spacing w:after="40"/>
+              <w:jc w:val="left"/>
+            </w:pPr>
+            <w:r>
+              <w:rPr>
+                <w:sz w:val="19"/>
+              </w:rPr>
+              <w:t xml:space="preserve">гонка: пока шла загрузка, на экране был скелетон, «Перекрёстка» на нём тоже нет — проверка «его нет» проходила раньше времени</w:t>
+            </w:r>
+          </w:p>
+        </w:tc>
+        <w:tc>
+          <w:tcPr/>
+          <w:p>
+            <w:pPr>
+              <w:pStyle w:val="Compact"/>
+              <w:keepNext/>
+              <w:spacing w:after="40"/>
+              <w:jc w:val="left"/>
+            </w:pPr>
+            <w:r>
+              <w:rPr>
+                <w:sz w:val="19"/>
+              </w:rPr>
+              <w:t xml:space="preserve">ждать одновременно «Замена масла есть» и «Перекрёстка нет»; для всех</w:t>
             </w:r>
             <w:r>
               <w:rPr>
@@ -6194,61 +6740,45 @@
                 <w:rStyle w:val="VerbatimChar"/>
                 <w:sz w:val="19"/>
               </w:rPr>
-              <w:t xml:space="preserve">queryByText</w:t>
-            </w:r>
-            <w:r>
-              <w:rPr>
-                <w:sz w:val="19"/>
-              </w:rPr>
-              <w:t xml:space="preserve"> </w:t>
-            </w:r>
-            <w:r>
-              <w:rPr>
-                <w:sz w:val="19"/>
-              </w:rPr>
-              <w:t xml:space="preserve">при нескольких совпадениях бросает ошибку, а не возвращает «есть»</w:t>
-            </w:r>
-          </w:p>
-        </w:tc>
-        <w:tc>
-          <w:tcPr/>
-          <w:p>
-            <w:pPr>
-              <w:pStyle w:val="Compact"/>
-              <w:keepNext/>
-              <w:spacing w:after="40"/>
-              <w:jc w:val="left"/>
-            </w:pPr>
-            <w:r>
-              <w:rPr>
-                <w:sz w:val="19"/>
-              </w:rPr>
-              <w:t xml:space="preserve">ожидание</w:t>
-            </w:r>
-            <w:r>
-              <w:rPr>
-                <w:sz w:val="19"/>
-              </w:rPr>
-              <w:t xml:space="preserve"> </w:t>
+              <w:t xml:space="preserve">findBy</w:t>
+            </w:r>
+            <w:r>
+              <w:rPr>
+                <w:sz w:val="19"/>
+              </w:rPr>
+              <w:t xml:space="preserve">/</w:t>
             </w:r>
             <w:r>
               <w:rPr>
                 <w:rStyle w:val="VerbatimChar"/>
                 <w:sz w:val="19"/>
               </w:rPr>
-              <w:t xml:space="preserve">queryAllByText(…)</w:t>
-            </w:r>
-            <w:r>
-              <w:rPr>
-                <w:sz w:val="19"/>
-              </w:rPr>
-              <w:t xml:space="preserve"> </w:t>
-            </w:r>
-            <w:r>
-              <w:rPr>
-                <w:sz w:val="19"/>
-              </w:rPr>
-              <w:t xml:space="preserve">с длиной 0 и тайм-аутом 5 с; тест не ослаблен — проверяет то же самое. Это тот же нестабильный тест, что однажды упал локально</w:t>
+              <w:t xml:space="preserve">waitFor</w:t>
+            </w:r>
+            <w:r>
+              <w:rPr>
+                <w:sz w:val="19"/>
+              </w:rPr>
+              <w:t xml:space="preserve"> </w:t>
+            </w:r>
+            <w:r>
+              <w:rPr>
+                <w:sz w:val="19"/>
+              </w:rPr>
+              <w:t xml:space="preserve">тайм-аут 4 с (</w:t>
+            </w:r>
+            <w:r>
+              <w:rPr>
+                <w:rStyle w:val="VerbatimChar"/>
+                <w:sz w:val="19"/>
+              </w:rPr>
+              <w:t xml:space="preserve">configure</w:t>
+            </w:r>
+            <w:r>
+              <w:rPr>
+                <w:sz w:val="19"/>
+              </w:rPr>
+              <w:t xml:space="preserve">). Тест не ослаблен — проверяет то же самое; 4 полных прогона подряд — без падений</w:t>
             </w:r>
           </w:p>
         </w:tc>
@@ -7679,7 +8209,7 @@
         <w:t xml:space="preserve"> </w:t>
       </w:r>
       <w:r>
-        <w:t xml:space="preserve">с зависимостями, 87 тестов в репозитории.</w:t>
+        <w:t xml:space="preserve">с зависимостями, 88 тестов в репозитории.</w:t>
       </w:r>
     </w:p>
     <w:p>
@@ -8143,7 +8673,7 @@
               <w:rPr>
                 <w:sz w:val="19"/>
               </w:rPr>
-              <w:t xml:space="preserve">нашла 5 из 6 визуальных багов, которых не видно в тестах</w:t>
+              <w:t xml:space="preserve">нашла 5 из 9 визуальных проблем, которых не видно в тестах</w:t>
             </w:r>
           </w:p>
         </w:tc>
@@ -8806,13 +9336,13 @@
         <w:t xml:space="preserve"> </w:t>
       </w:r>
       <w:r>
-        <w:t xml:space="preserve">87 тестов не поймали ни одного из 6 визуальных багов —</w:t>
-      </w:r>
-      <w:r>
-        <w:t xml:space="preserve"> </w:t>
-      </w:r>
-      <w:r>
-        <w:t xml:space="preserve">их нашли скриншоты и автопроверка ширины. Рекомендация: держать скрипт скриншотов в проекте и</w:t>
+        <w:t xml:space="preserve">Тесты не поймали ни одного из 9 визуальных проблем —</w:t>
+      </w:r>
+      <w:r>
+        <w:t xml:space="preserve"> </w:t>
+      </w:r>
+      <w:r>
+        <w:t xml:space="preserve">их нашли скриншоты, автопроверка ширины и ручная проверка владельцем продукта. Рекомендация: держать скрипт скриншотов в проекте и</w:t>
       </w:r>
       <w:r>
         <w:t xml:space="preserve"> </w:t>
